--- a/lessons/9-3/downloads/reveal/teacher/9.3-session-2-prerequisite-practice-a.docx
+++ b/lessons/9-3/downloads/reveal/teacher/9.3-session-2-prerequisite-practice-a.docx
@@ -15,10 +15,28 @@
         <w:rPr>
           <w:rFonts w:ascii="Avenir Next" w:hAnsi="Avenir Next" w:cs="Avenir Next" w:eastAsia="Avenir Next"/>
           <w:color w:val="1A1A1A"/>
+          <w:sz w:val="22"/>
+          <w:szCs w:val="20"/>
+        </w:rPr>
+        <w:t xml:space="preserve">Name</w:t>
+      </w:r>
+      <w:r>
+        <w:rPr>
+          <w:rFonts w:ascii="Avenir Next" w:hAnsi="Avenir Next" w:cs="Avenir Next" w:eastAsia="Avenir Next"/>
+          <w:color w:val="1A1A1A"/>
           <w:sz w:val="20"/>
           <w:szCs w:val="20"/>
         </w:rPr>
-        <w:t xml:space="preserve">Name</w:t>
+        <w:tab/>
+      </w:r>
+      <w:r>
+        <w:rPr>
+          <w:rFonts w:ascii="Avenir Next" w:hAnsi="Avenir Next" w:cs="Avenir Next" w:eastAsia="Avenir Next"/>
+          <w:color w:val="1A1A1A"/>
+          <w:sz w:val="22"/>
+          <w:szCs w:val="20"/>
+        </w:rPr>
+        <w:t xml:space="preserve">   Date</w:t>
       </w:r>
       <w:r>
         <w:rPr>
@@ -33,25 +51,7 @@
         <w:rPr>
           <w:rFonts w:ascii="Avenir Next" w:hAnsi="Avenir Next" w:cs="Avenir Next" w:eastAsia="Avenir Next"/>
           <w:color w:val="1A1A1A"/>
-          <w:sz w:val="20"/>
-          <w:szCs w:val="20"/>
-        </w:rPr>
-        <w:t xml:space="preserve">   Date</w:t>
-      </w:r>
-      <w:r>
-        <w:rPr>
-          <w:rFonts w:ascii="Avenir Next" w:hAnsi="Avenir Next" w:cs="Avenir Next" w:eastAsia="Avenir Next"/>
-          <w:color w:val="1A1A1A"/>
-          <w:sz w:val="20"/>
-          <w:szCs w:val="20"/>
-        </w:rPr>
-        <w:tab/>
-      </w:r>
-      <w:r>
-        <w:rPr>
-          <w:rFonts w:ascii="Avenir Next" w:hAnsi="Avenir Next" w:cs="Avenir Next" w:eastAsia="Avenir Next"/>
-          <w:color w:val="1A1A1A"/>
-          <w:sz w:val="20"/>
+          <w:sz w:val="22"/>
           <w:szCs w:val="20"/>
         </w:rPr>
         <w:t xml:space="preserve">   Period</w:t>
@@ -78,7 +78,7 @@
           <w:caps/>
           <w:color w:val="003A70"/>
           <w:spacing w:val="12"/>
-          <w:sz w:val="19"/>
+          <w:sz w:val="22"/>
           <w:szCs w:val="19"/>
         </w:rPr>
         <w:t xml:space="preserve">Lesson 9-3  ·  Session 2  ·  Prerequisite Practice A  ·  Skill 1 of 2</w:t>
@@ -86,6 +86,7 @@
     </w:p>
     <w:p>
       <w:pPr>
+        <w:pStyle w:val="Heading1"/>
         <w:keepNext/>
         <w:spacing w:before="0" w:after="10" w:line="240" w:lineRule="auto"/>
       </w:pPr>
@@ -111,7 +112,7 @@
         <w:rPr>
           <w:rFonts w:ascii="Avenir Next" w:hAnsi="Avenir Next" w:cs="Avenir Next" w:eastAsia="Avenir Next"/>
           <w:color w:val="5A5F66"/>
-          <w:sz w:val="17"/>
+          <w:sz w:val="22"/>
           <w:szCs w:val="17"/>
         </w:rPr>
         <w:t xml:space="preserve">Builds on Grade 5 · 5.NBT.B.5</w:t>
@@ -154,6 +155,7 @@
           </w:tcPr>
           <w:p>
             <w:pPr>
+              <w:pStyle w:val="Heading2"/>
               <w:spacing w:before="0" w:after="0" w:line="252" w:lineRule="auto"/>
             </w:pPr>
             <w:r>
@@ -183,7 +185,7 @@
               <w:rPr>
                 <w:rFonts w:ascii="Avenir Next" w:hAnsi="Avenir Next" w:cs="Avenir Next" w:eastAsia="Avenir Next"/>
                 <w:color w:val="1A1A1A"/>
-                <w:sz w:val="20"/>
+                <w:sz w:val="22"/>
                 <w:szCs w:val="20"/>
               </w:rPr>
               <w:t xml:space="preserve">You will find the riders on 6 buses: 48 × 6.</w:t>
@@ -203,6 +205,7 @@
           </w:tcPr>
           <w:p>
             <w:pPr>
+              <w:pStyle w:val="Heading2"/>
               <w:spacing w:before="0" w:after="0" w:line="252" w:lineRule="auto"/>
             </w:pPr>
             <w:r>
@@ -232,7 +235,7 @@
               <w:rPr>
                 <w:rFonts w:ascii="Avenir Next" w:hAnsi="Avenir Next" w:cs="Avenir Next" w:eastAsia="Avenir Next"/>
                 <w:color w:val="1A1A1A"/>
-                <w:sz w:val="20"/>
+                <w:sz w:val="22"/>
                 <w:szCs w:val="20"/>
               </w:rPr>
               <w:t xml:space="preserve">Multiply like 48 × 6 by splitting 48 into tens and ones.  </w:t>
@@ -242,7 +245,7 @@
                 <w:rFonts w:ascii="Avenir Next" w:hAnsi="Avenir Next" w:cs="Avenir Next" w:eastAsia="Avenir Next"/>
                 <w:b/>
                 <w:color w:val="1A1A1A"/>
-                <w:sz w:val="20"/>
+                <w:sz w:val="22"/>
                 <w:szCs w:val="20"/>
               </w:rPr>
               <w:t xml:space="preserve">You will use it in Practice Form A, problems 3 and 5.</w:t>
@@ -253,6 +256,7 @@
     </w:tbl>
     <w:p>
       <w:pPr>
+        <w:pStyle w:val="Heading2"/>
         <w:keepNext/>
         <w:pBdr>
           <w:bottom w:val="single" w:sz="8" w:space="3" w:color="003A70"/>
@@ -268,7 +272,7 @@
           <w:b/>
           <w:color w:val="003A70"/>
           <w:spacing w:val="14"/>
-          <w:sz w:val="19"/>
+          <w:sz w:val="22"/>
           <w:szCs w:val="19"/>
         </w:rPr>
         <w:t xml:space="preserve">STEPS TO FOLLOW</w:t>
@@ -287,7 +291,7 @@
           <w:rFonts w:ascii="Avenir Next" w:hAnsi="Avenir Next" w:cs="Avenir Next" w:eastAsia="Avenir Next"/>
           <w:i/>
           <w:color w:val="5A5F66"/>
-          <w:sz w:val="17"/>
+          <w:sz w:val="22"/>
           <w:szCs w:val="17"/>
         </w:rPr>
         <w:t xml:space="preserve">use these same steps on every problem</w:t>
@@ -329,6 +333,7 @@
           </w:tcPr>
           <w:p>
             <w:pPr>
+              <w:pStyle w:val="Heading1"/>
               <w:spacing w:before="0" w:after="0" w:line="240" w:lineRule="auto"/>
               <w:jc w:val="center"/>
             </w:pPr>
@@ -358,7 +363,7 @@
                 <w:rFonts w:ascii="Avenir Next" w:hAnsi="Avenir Next" w:cs="Avenir Next" w:eastAsia="Avenir Next"/>
                 <w:b/>
                 <w:color w:val="1A1A1A"/>
-                <w:sz w:val="21"/>
+                <w:sz w:val="22"/>
                 <w:szCs w:val="21"/>
               </w:rPr>
               <w:t xml:space="preserve">Split</w:t>
@@ -367,7 +372,7 @@
               <w:rPr>
                 <w:rFonts w:ascii="Avenir Next" w:hAnsi="Avenir Next" w:cs="Avenir Next" w:eastAsia="Avenir Next"/>
                 <w:color w:val="1A1A1A"/>
-                <w:sz w:val="21"/>
+                <w:sz w:val="22"/>
                 <w:szCs w:val="21"/>
               </w:rPr>
               <w:t xml:space="preserve"> the two-digit number into tens and ones.</w:t>
@@ -386,6 +391,7 @@
           </w:tcPr>
           <w:p>
             <w:pPr>
+              <w:pStyle w:val="Heading1"/>
               <w:spacing w:before="0" w:after="0" w:line="240" w:lineRule="auto"/>
               <w:jc w:val="center"/>
             </w:pPr>
@@ -415,7 +421,7 @@
                 <w:rFonts w:ascii="Avenir Next" w:hAnsi="Avenir Next" w:cs="Avenir Next" w:eastAsia="Avenir Next"/>
                 <w:b/>
                 <w:color w:val="1A1A1A"/>
-                <w:sz w:val="21"/>
+                <w:sz w:val="22"/>
                 <w:szCs w:val="21"/>
               </w:rPr>
               <w:t xml:space="preserve">Multiply</w:t>
@@ -424,7 +430,7 @@
               <w:rPr>
                 <w:rFonts w:ascii="Avenir Next" w:hAnsi="Avenir Next" w:cs="Avenir Next" w:eastAsia="Avenir Next"/>
                 <w:color w:val="1A1A1A"/>
-                <w:sz w:val="21"/>
+                <w:sz w:val="22"/>
                 <w:szCs w:val="21"/>
               </w:rPr>
               <w:t xml:space="preserve"> each part by the one-digit number.</w:t>
@@ -443,6 +449,7 @@
           </w:tcPr>
           <w:p>
             <w:pPr>
+              <w:pStyle w:val="Heading1"/>
               <w:spacing w:before="0" w:after="0" w:line="240" w:lineRule="auto"/>
               <w:jc w:val="center"/>
             </w:pPr>
@@ -472,7 +479,7 @@
                 <w:rFonts w:ascii="Avenir Next" w:hAnsi="Avenir Next" w:cs="Avenir Next" w:eastAsia="Avenir Next"/>
                 <w:b/>
                 <w:color w:val="1A1A1A"/>
-                <w:sz w:val="21"/>
+                <w:sz w:val="22"/>
                 <w:szCs w:val="21"/>
               </w:rPr>
               <w:t xml:space="preserve">Add</w:t>
@@ -481,7 +488,7 @@
               <w:rPr>
                 <w:rFonts w:ascii="Avenir Next" w:hAnsi="Avenir Next" w:cs="Avenir Next" w:eastAsia="Avenir Next"/>
                 <w:color w:val="1A1A1A"/>
-                <w:sz w:val="21"/>
+                <w:sz w:val="22"/>
                 <w:szCs w:val="21"/>
               </w:rPr>
               <w:t xml:space="preserve"> the two products.</w:t>
@@ -492,6 +499,7 @@
     </w:tbl>
     <w:p>
       <w:pPr>
+        <w:pStyle w:val="Heading2"/>
         <w:keepNext/>
         <w:pBdr>
           <w:bottom w:val="single" w:sz="8" w:space="3" w:color="003A70"/>
@@ -507,7 +515,7 @@
           <w:b/>
           <w:color w:val="003A70"/>
           <w:spacing w:val="14"/>
-          <w:sz w:val="19"/>
+          <w:sz w:val="22"/>
           <w:szCs w:val="19"/>
         </w:rPr>
         <w:t xml:space="preserve">WATCH ME</w:t>
@@ -526,7 +534,7 @@
           <w:rFonts w:ascii="Avenir Next" w:hAnsi="Avenir Next" w:cs="Avenir Next" w:eastAsia="Avenir Next"/>
           <w:i/>
           <w:color w:val="5A5F66"/>
-          <w:sz w:val="17"/>
+          <w:sz w:val="22"/>
           <w:szCs w:val="17"/>
         </w:rPr>
         <w:t xml:space="preserve">the steps in action</w:t>
@@ -541,7 +549,7 @@
           <w:rFonts w:ascii="Avenir Next" w:hAnsi="Avenir Next" w:cs="Avenir Next" w:eastAsia="Avenir Next"/>
           <w:b/>
           <w:color w:val="1A1A1A"/>
-          <w:sz w:val="21"/>
+          <w:sz w:val="22"/>
           <w:szCs w:val="21"/>
         </w:rPr>
         <w:t xml:space="preserve">23 × 7</w:t>
@@ -560,25 +568,25 @@
           <w:rFonts w:ascii="Avenir Next" w:hAnsi="Avenir Next" w:cs="Avenir Next" w:eastAsia="Avenir Next"/>
           <w:b/>
           <w:color w:val="003A70"/>
+          <w:sz w:val="22"/>
+          <w:szCs w:val="19"/>
+        </w:rPr>
+        <w:t xml:space="preserve">Step 1</w:t>
+      </w:r>
+      <w:r>
+        <w:rPr>
+          <w:rFonts w:ascii="Avenir Next" w:hAnsi="Avenir Next" w:cs="Avenir Next" w:eastAsia="Avenir Next"/>
+          <w:color w:val="1A1A1A"/>
           <w:sz w:val="19"/>
           <w:szCs w:val="19"/>
         </w:rPr>
-        <w:t xml:space="preserve">Step 1</w:t>
-      </w:r>
-      <w:r>
-        <w:rPr>
-          <w:rFonts w:ascii="Avenir Next" w:hAnsi="Avenir Next" w:cs="Avenir Next" w:eastAsia="Avenir Next"/>
-          <w:color w:val="1A1A1A"/>
-          <w:sz w:val="19"/>
-          <w:szCs w:val="19"/>
-        </w:rPr>
         <w:tab/>
       </w:r>
       <w:r>
         <w:rPr>
           <w:rFonts w:ascii="Avenir Next" w:hAnsi="Avenir Next" w:cs="Avenir Next" w:eastAsia="Avenir Next"/>
           <w:color w:val="1A1A1A"/>
-          <w:sz w:val="21"/>
+          <w:sz w:val="22"/>
           <w:szCs w:val="21"/>
         </w:rPr>
         <w:t xml:space="preserve">23 = 20 + 3</w:t>
@@ -597,25 +605,25 @@
           <w:rFonts w:ascii="Avenir Next" w:hAnsi="Avenir Next" w:cs="Avenir Next" w:eastAsia="Avenir Next"/>
           <w:b/>
           <w:color w:val="003A70"/>
+          <w:sz w:val="22"/>
+          <w:szCs w:val="19"/>
+        </w:rPr>
+        <w:t xml:space="preserve">Step 2</w:t>
+      </w:r>
+      <w:r>
+        <w:rPr>
+          <w:rFonts w:ascii="Avenir Next" w:hAnsi="Avenir Next" w:cs="Avenir Next" w:eastAsia="Avenir Next"/>
+          <w:color w:val="1A1A1A"/>
           <w:sz w:val="19"/>
           <w:szCs w:val="19"/>
         </w:rPr>
-        <w:t xml:space="preserve">Step 2</w:t>
-      </w:r>
-      <w:r>
-        <w:rPr>
-          <w:rFonts w:ascii="Avenir Next" w:hAnsi="Avenir Next" w:cs="Avenir Next" w:eastAsia="Avenir Next"/>
-          <w:color w:val="1A1A1A"/>
-          <w:sz w:val="19"/>
-          <w:szCs w:val="19"/>
-        </w:rPr>
         <w:tab/>
       </w:r>
       <w:r>
         <w:rPr>
           <w:rFonts w:ascii="Avenir Next" w:hAnsi="Avenir Next" w:cs="Avenir Next" w:eastAsia="Avenir Next"/>
           <w:color w:val="1A1A1A"/>
-          <w:sz w:val="21"/>
+          <w:sz w:val="22"/>
           <w:szCs w:val="21"/>
         </w:rPr>
         <w:t xml:space="preserve">20 × 7 = 140.  3 × 7 = 21.</w:t>
@@ -634,25 +642,25 @@
           <w:rFonts w:ascii="Avenir Next" w:hAnsi="Avenir Next" w:cs="Avenir Next" w:eastAsia="Avenir Next"/>
           <w:b/>
           <w:color w:val="003A70"/>
+          <w:sz w:val="22"/>
+          <w:szCs w:val="19"/>
+        </w:rPr>
+        <w:t xml:space="preserve">Step 3</w:t>
+      </w:r>
+      <w:r>
+        <w:rPr>
+          <w:rFonts w:ascii="Avenir Next" w:hAnsi="Avenir Next" w:cs="Avenir Next" w:eastAsia="Avenir Next"/>
+          <w:color w:val="1A1A1A"/>
           <w:sz w:val="19"/>
           <w:szCs w:val="19"/>
         </w:rPr>
-        <w:t xml:space="preserve">Step 3</w:t>
-      </w:r>
-      <w:r>
-        <w:rPr>
-          <w:rFonts w:ascii="Avenir Next" w:hAnsi="Avenir Next" w:cs="Avenir Next" w:eastAsia="Avenir Next"/>
-          <w:color w:val="1A1A1A"/>
-          <w:sz w:val="19"/>
-          <w:szCs w:val="19"/>
-        </w:rPr>
         <w:tab/>
       </w:r>
       <w:r>
         <w:rPr>
           <w:rFonts w:ascii="Avenir Next" w:hAnsi="Avenir Next" w:cs="Avenir Next" w:eastAsia="Avenir Next"/>
           <w:color w:val="1A1A1A"/>
-          <w:sz w:val="21"/>
+          <w:sz w:val="22"/>
           <w:szCs w:val="21"/>
         </w:rPr>
         <w:t xml:space="preserve">140 + 21 = 161</w:t>
@@ -671,18 +679,18 @@
           <w:rFonts w:ascii="Avenir Next" w:hAnsi="Avenir Next" w:cs="Avenir Next" w:eastAsia="Avenir Next"/>
           <w:b/>
           <w:color w:val="1A1A1A"/>
+          <w:sz w:val="22"/>
+          <w:szCs w:val="21"/>
+        </w:rPr>
+        <w:t xml:space="preserve">Answer</w:t>
+      </w:r>
+      <w:r>
+        <w:rPr>
+          <w:rFonts w:ascii="Avenir Next" w:hAnsi="Avenir Next" w:cs="Avenir Next" w:eastAsia="Avenir Next"/>
+          <w:color w:val="1A1A1A"/>
           <w:sz w:val="21"/>
           <w:szCs w:val="21"/>
         </w:rPr>
-        <w:t xml:space="preserve">Answer</w:t>
-      </w:r>
-      <w:r>
-        <w:rPr>
-          <w:rFonts w:ascii="Avenir Next" w:hAnsi="Avenir Next" w:cs="Avenir Next" w:eastAsia="Avenir Next"/>
-          <w:color w:val="1A1A1A"/>
-          <w:sz w:val="21"/>
-          <w:szCs w:val="21"/>
-        </w:rPr>
         <w:tab/>
       </w:r>
       <w:r>
@@ -690,7 +698,7 @@
           <w:rFonts w:ascii="Avenir Next" w:hAnsi="Avenir Next" w:cs="Avenir Next" w:eastAsia="Avenir Next"/>
           <w:b/>
           <w:color w:val="1A1A1A"/>
-          <w:sz w:val="21"/>
+          <w:sz w:val="22"/>
           <w:szCs w:val="21"/>
         </w:rPr>
         <w:t xml:space="preserve">161</w:t>
@@ -698,6 +706,7 @@
     </w:p>
     <w:p>
       <w:pPr>
+        <w:pStyle w:val="Heading2"/>
         <w:keepNext/>
         <w:pBdr>
           <w:bottom w:val="single" w:sz="8" w:space="3" w:color="003A70"/>
@@ -713,7 +722,7 @@
           <w:b/>
           <w:color w:val="003A70"/>
           <w:spacing w:val="14"/>
-          <w:sz w:val="19"/>
+          <w:sz w:val="22"/>
           <w:szCs w:val="19"/>
         </w:rPr>
         <w:t xml:space="preserve">TRY IT WITH HELP</w:t>
@@ -732,7 +741,7 @@
           <w:rFonts w:ascii="Avenir Next" w:hAnsi="Avenir Next" w:cs="Avenir Next" w:eastAsia="Avenir Next"/>
           <w:i/>
           <w:color w:val="5A5F66"/>
-          <w:sz w:val="17"/>
+          <w:sz w:val="22"/>
           <w:szCs w:val="17"/>
         </w:rPr>
         <w:t xml:space="preserve">fill in each step</w:t>
@@ -790,25 +799,25 @@
           <w:rFonts w:ascii="Avenir Next" w:hAnsi="Avenir Next" w:cs="Avenir Next" w:eastAsia="Avenir Next"/>
           <w:b/>
           <w:color w:val="003A70"/>
+          <w:sz w:val="22"/>
+          <w:szCs w:val="18"/>
+        </w:rPr>
+        <w:t xml:space="preserve">Step 1</w:t>
+      </w:r>
+      <w:r>
+        <w:rPr>
+          <w:rFonts w:ascii="Avenir Next" w:hAnsi="Avenir Next" w:cs="Avenir Next" w:eastAsia="Avenir Next"/>
+          <w:color w:val="1A1A1A"/>
           <w:sz w:val="18"/>
           <w:szCs w:val="18"/>
         </w:rPr>
-        <w:t xml:space="preserve">Step 1</w:t>
-      </w:r>
-      <w:r>
-        <w:rPr>
-          <w:rFonts w:ascii="Avenir Next" w:hAnsi="Avenir Next" w:cs="Avenir Next" w:eastAsia="Avenir Next"/>
-          <w:color w:val="1A1A1A"/>
-          <w:sz w:val="18"/>
-          <w:szCs w:val="18"/>
-        </w:rPr>
         <w:tab/>
       </w:r>
       <w:r>
         <w:rPr>
           <w:rFonts w:ascii="Avenir Next" w:hAnsi="Avenir Next" w:cs="Avenir Next" w:eastAsia="Avenir Next"/>
           <w:color w:val="1A1A1A"/>
-          <w:sz w:val="21"/>
+          <w:sz w:val="22"/>
           <w:szCs w:val="21"/>
         </w:rPr>
         <w:t xml:space="preserve">46 = 40 + </w:t>
@@ -838,28 +847,47 @@
           <w:rFonts w:ascii="Avenir Next" w:hAnsi="Avenir Next" w:cs="Avenir Next" w:eastAsia="Avenir Next"/>
           <w:b/>
           <w:color w:val="003A70"/>
+          <w:sz w:val="22"/>
+          <w:szCs w:val="18"/>
+        </w:rPr>
+        <w:t xml:space="preserve">Step 2</w:t>
+      </w:r>
+      <w:r>
+        <w:rPr>
+          <w:rFonts w:ascii="Avenir Next" w:hAnsi="Avenir Next" w:cs="Avenir Next" w:eastAsia="Avenir Next"/>
+          <w:color w:val="1A1A1A"/>
           <w:sz w:val="18"/>
           <w:szCs w:val="18"/>
         </w:rPr>
-        <w:t xml:space="preserve">Step 2</w:t>
-      </w:r>
-      <w:r>
-        <w:rPr>
-          <w:rFonts w:ascii="Avenir Next" w:hAnsi="Avenir Next" w:cs="Avenir Next" w:eastAsia="Avenir Next"/>
-          <w:color w:val="1A1A1A"/>
-          <w:sz w:val="18"/>
-          <w:szCs w:val="18"/>
-        </w:rPr>
         <w:tab/>
       </w:r>
       <w:r>
         <w:rPr>
           <w:rFonts w:ascii="Avenir Next" w:hAnsi="Avenir Next" w:cs="Avenir Next" w:eastAsia="Avenir Next"/>
           <w:color w:val="1A1A1A"/>
+          <w:sz w:val="22"/>
+          <w:szCs w:val="21"/>
+        </w:rPr>
+        <w:t xml:space="preserve">40 × 6 = </w:t>
+      </w:r>
+      <w:r>
+        <w:rPr>
+          <w:rFonts w:ascii="Avenir Next" w:hAnsi="Avenir Next" w:cs="Avenir Next" w:eastAsia="Avenir Next"/>
+          <w:color w:val="1A1A1A"/>
           <w:sz w:val="21"/>
           <w:szCs w:val="21"/>
-        </w:rPr>
-        <w:t xml:space="preserve">40 × 6 = </w:t>
+          <w:u w:val="single"/>
+        </w:rPr>
+        <w:t xml:space="preserve">                </w:t>
+      </w:r>
+      <w:r>
+        <w:rPr>
+          <w:rFonts w:ascii="Avenir Next" w:hAnsi="Avenir Next" w:cs="Avenir Next" w:eastAsia="Avenir Next"/>
+          <w:color w:val="1A1A1A"/>
+          <w:sz w:val="22"/>
+          <w:szCs w:val="21"/>
+        </w:rPr>
+        <w:t xml:space="preserve">.  6 × 6 = </w:t>
       </w:r>
       <w:r>
         <w:rPr>
@@ -875,26 +903,7 @@
         <w:rPr>
           <w:rFonts w:ascii="Avenir Next" w:hAnsi="Avenir Next" w:cs="Avenir Next" w:eastAsia="Avenir Next"/>
           <w:color w:val="1A1A1A"/>
-          <w:sz w:val="21"/>
-          <w:szCs w:val="21"/>
-        </w:rPr>
-        <w:t xml:space="preserve">.  6 × 6 = </w:t>
-      </w:r>
-      <w:r>
-        <w:rPr>
-          <w:rFonts w:ascii="Avenir Next" w:hAnsi="Avenir Next" w:cs="Avenir Next" w:eastAsia="Avenir Next"/>
-          <w:color w:val="1A1A1A"/>
-          <w:sz w:val="21"/>
-          <w:szCs w:val="21"/>
-          <w:u w:val="single"/>
-        </w:rPr>
-        <w:t xml:space="preserve">                </w:t>
-      </w:r>
-      <w:r>
-        <w:rPr>
-          <w:rFonts w:ascii="Avenir Next" w:hAnsi="Avenir Next" w:cs="Avenir Next" w:eastAsia="Avenir Next"/>
-          <w:color w:val="1A1A1A"/>
-          <w:sz w:val="21"/>
+          <w:sz w:val="22"/>
           <w:szCs w:val="21"/>
         </w:rPr>
         <w:t xml:space="preserve">.</w:t>
@@ -914,25 +923,25 @@
           <w:rFonts w:ascii="Avenir Next" w:hAnsi="Avenir Next" w:cs="Avenir Next" w:eastAsia="Avenir Next"/>
           <w:b/>
           <w:color w:val="003A70"/>
+          <w:sz w:val="22"/>
+          <w:szCs w:val="18"/>
+        </w:rPr>
+        <w:t xml:space="preserve">Step 3</w:t>
+      </w:r>
+      <w:r>
+        <w:rPr>
+          <w:rFonts w:ascii="Avenir Next" w:hAnsi="Avenir Next" w:cs="Avenir Next" w:eastAsia="Avenir Next"/>
+          <w:color w:val="1A1A1A"/>
           <w:sz w:val="18"/>
           <w:szCs w:val="18"/>
         </w:rPr>
-        <w:t xml:space="preserve">Step 3</w:t>
-      </w:r>
-      <w:r>
-        <w:rPr>
-          <w:rFonts w:ascii="Avenir Next" w:hAnsi="Avenir Next" w:cs="Avenir Next" w:eastAsia="Avenir Next"/>
-          <w:color w:val="1A1A1A"/>
-          <w:sz w:val="18"/>
-          <w:szCs w:val="18"/>
-        </w:rPr>
         <w:tab/>
       </w:r>
       <w:r>
         <w:rPr>
           <w:rFonts w:ascii="Avenir Next" w:hAnsi="Avenir Next" w:cs="Avenir Next" w:eastAsia="Avenir Next"/>
           <w:color w:val="1A1A1A"/>
-          <w:sz w:val="21"/>
+          <w:sz w:val="22"/>
           <w:szCs w:val="21"/>
         </w:rPr>
         <w:t xml:space="preserve">240 + 36 = </w:t>
@@ -1005,35 +1014,35 @@
           <w:rFonts w:ascii="Avenir Next" w:hAnsi="Avenir Next" w:cs="Avenir Next" w:eastAsia="Avenir Next"/>
           <w:b/>
           <w:color w:val="003A70"/>
+          <w:sz w:val="22"/>
+          <w:szCs w:val="18"/>
+        </w:rPr>
+        <w:t xml:space="preserve">Step 1</w:t>
+      </w:r>
+      <w:r>
+        <w:rPr>
+          <w:rFonts w:ascii="Avenir Next" w:hAnsi="Avenir Next" w:cs="Avenir Next" w:eastAsia="Avenir Next"/>
+          <w:color w:val="1A1A1A"/>
           <w:sz w:val="18"/>
           <w:szCs w:val="18"/>
         </w:rPr>
-        <w:t xml:space="preserve">Step 1</w:t>
-      </w:r>
-      <w:r>
-        <w:rPr>
-          <w:rFonts w:ascii="Avenir Next" w:hAnsi="Avenir Next" w:cs="Avenir Next" w:eastAsia="Avenir Next"/>
-          <w:color w:val="1A1A1A"/>
-          <w:sz w:val="18"/>
-          <w:szCs w:val="18"/>
-        </w:rPr>
         <w:tab/>
       </w:r>
       <w:r>
         <w:rPr>
           <w:rFonts w:ascii="Avenir Next" w:hAnsi="Avenir Next" w:cs="Avenir Next" w:eastAsia="Avenir Next"/>
           <w:color w:val="1A1A1A"/>
+          <w:sz w:val="22"/>
+          <w:szCs w:val="21"/>
+        </w:rPr>
+        <w:t xml:space="preserve">17 = </w:t>
+      </w:r>
+      <w:r>
+        <w:rPr>
+          <w:rFonts w:ascii="Avenir Next" w:hAnsi="Avenir Next" w:cs="Avenir Next" w:eastAsia="Avenir Next"/>
+          <w:color w:val="1A1A1A"/>
           <w:sz w:val="21"/>
           <w:szCs w:val="21"/>
-        </w:rPr>
-        <w:t xml:space="preserve">17 = </w:t>
-      </w:r>
-      <w:r>
-        <w:rPr>
-          <w:rFonts w:ascii="Avenir Next" w:hAnsi="Avenir Next" w:cs="Avenir Next" w:eastAsia="Avenir Next"/>
-          <w:color w:val="1A1A1A"/>
-          <w:sz w:val="21"/>
-          <w:szCs w:val="21"/>
           <w:u w:val="single"/>
         </w:rPr>
         <w:t xml:space="preserve">                </w:t>
@@ -1042,7 +1051,7 @@
         <w:rPr>
           <w:rFonts w:ascii="Avenir Next" w:hAnsi="Avenir Next" w:cs="Avenir Next" w:eastAsia="Avenir Next"/>
           <w:color w:val="1A1A1A"/>
-          <w:sz w:val="21"/>
+          <w:sz w:val="22"/>
           <w:szCs w:val="21"/>
         </w:rPr>
         <w:t xml:space="preserve"> + 7</w:t>
@@ -1062,28 +1071,47 @@
           <w:rFonts w:ascii="Avenir Next" w:hAnsi="Avenir Next" w:cs="Avenir Next" w:eastAsia="Avenir Next"/>
           <w:b/>
           <w:color w:val="003A70"/>
+          <w:sz w:val="22"/>
+          <w:szCs w:val="18"/>
+        </w:rPr>
+        <w:t xml:space="preserve">Step 2</w:t>
+      </w:r>
+      <w:r>
+        <w:rPr>
+          <w:rFonts w:ascii="Avenir Next" w:hAnsi="Avenir Next" w:cs="Avenir Next" w:eastAsia="Avenir Next"/>
+          <w:color w:val="1A1A1A"/>
           <w:sz w:val="18"/>
           <w:szCs w:val="18"/>
         </w:rPr>
-        <w:t xml:space="preserve">Step 2</w:t>
-      </w:r>
-      <w:r>
-        <w:rPr>
-          <w:rFonts w:ascii="Avenir Next" w:hAnsi="Avenir Next" w:cs="Avenir Next" w:eastAsia="Avenir Next"/>
-          <w:color w:val="1A1A1A"/>
-          <w:sz w:val="18"/>
-          <w:szCs w:val="18"/>
-        </w:rPr>
         <w:tab/>
       </w:r>
       <w:r>
         <w:rPr>
           <w:rFonts w:ascii="Avenir Next" w:hAnsi="Avenir Next" w:cs="Avenir Next" w:eastAsia="Avenir Next"/>
           <w:color w:val="1A1A1A"/>
+          <w:sz w:val="22"/>
+          <w:szCs w:val="21"/>
+        </w:rPr>
+        <w:t xml:space="preserve">10 × 7 = </w:t>
+      </w:r>
+      <w:r>
+        <w:rPr>
+          <w:rFonts w:ascii="Avenir Next" w:hAnsi="Avenir Next" w:cs="Avenir Next" w:eastAsia="Avenir Next"/>
+          <w:color w:val="1A1A1A"/>
           <w:sz w:val="21"/>
           <w:szCs w:val="21"/>
-        </w:rPr>
-        <w:t xml:space="preserve">10 × 7 = </w:t>
+          <w:u w:val="single"/>
+        </w:rPr>
+        <w:t xml:space="preserve">                </w:t>
+      </w:r>
+      <w:r>
+        <w:rPr>
+          <w:rFonts w:ascii="Avenir Next" w:hAnsi="Avenir Next" w:cs="Avenir Next" w:eastAsia="Avenir Next"/>
+          <w:color w:val="1A1A1A"/>
+          <w:sz w:val="22"/>
+          <w:szCs w:val="21"/>
+        </w:rPr>
+        <w:t xml:space="preserve">.  7 × 7 = </w:t>
       </w:r>
       <w:r>
         <w:rPr>
@@ -1099,26 +1127,7 @@
         <w:rPr>
           <w:rFonts w:ascii="Avenir Next" w:hAnsi="Avenir Next" w:cs="Avenir Next" w:eastAsia="Avenir Next"/>
           <w:color w:val="1A1A1A"/>
-          <w:sz w:val="21"/>
-          <w:szCs w:val="21"/>
-        </w:rPr>
-        <w:t xml:space="preserve">.  7 × 7 = </w:t>
-      </w:r>
-      <w:r>
-        <w:rPr>
-          <w:rFonts w:ascii="Avenir Next" w:hAnsi="Avenir Next" w:cs="Avenir Next" w:eastAsia="Avenir Next"/>
-          <w:color w:val="1A1A1A"/>
-          <w:sz w:val="21"/>
-          <w:szCs w:val="21"/>
-          <w:u w:val="single"/>
-        </w:rPr>
-        <w:t xml:space="preserve">                </w:t>
-      </w:r>
-      <w:r>
-        <w:rPr>
-          <w:rFonts w:ascii="Avenir Next" w:hAnsi="Avenir Next" w:cs="Avenir Next" w:eastAsia="Avenir Next"/>
-          <w:color w:val="1A1A1A"/>
-          <w:sz w:val="21"/>
+          <w:sz w:val="22"/>
           <w:szCs w:val="21"/>
         </w:rPr>
         <w:t xml:space="preserve">.</w:t>
@@ -1138,35 +1147,35 @@
           <w:rFonts w:ascii="Avenir Next" w:hAnsi="Avenir Next" w:cs="Avenir Next" w:eastAsia="Avenir Next"/>
           <w:b/>
           <w:color w:val="003A70"/>
+          <w:sz w:val="22"/>
+          <w:szCs w:val="18"/>
+        </w:rPr>
+        <w:t xml:space="preserve">Step 3</w:t>
+      </w:r>
+      <w:r>
+        <w:rPr>
+          <w:rFonts w:ascii="Avenir Next" w:hAnsi="Avenir Next" w:cs="Avenir Next" w:eastAsia="Avenir Next"/>
+          <w:color w:val="1A1A1A"/>
           <w:sz w:val="18"/>
           <w:szCs w:val="18"/>
         </w:rPr>
-        <w:t xml:space="preserve">Step 3</w:t>
-      </w:r>
-      <w:r>
-        <w:rPr>
-          <w:rFonts w:ascii="Avenir Next" w:hAnsi="Avenir Next" w:cs="Avenir Next" w:eastAsia="Avenir Next"/>
-          <w:color w:val="1A1A1A"/>
-          <w:sz w:val="18"/>
-          <w:szCs w:val="18"/>
-        </w:rPr>
         <w:tab/>
       </w:r>
       <w:r>
         <w:rPr>
           <w:rFonts w:ascii="Avenir Next" w:hAnsi="Avenir Next" w:cs="Avenir Next" w:eastAsia="Avenir Next"/>
           <w:color w:val="1A1A1A"/>
+          <w:sz w:val="22"/>
+          <w:szCs w:val="21"/>
+        </w:rPr>
+        <w:t xml:space="preserve">70 + 49 = </w:t>
+      </w:r>
+      <w:r>
+        <w:rPr>
+          <w:rFonts w:ascii="Avenir Next" w:hAnsi="Avenir Next" w:cs="Avenir Next" w:eastAsia="Avenir Next"/>
+          <w:color w:val="1A1A1A"/>
           <w:sz w:val="21"/>
           <w:szCs w:val="21"/>
-        </w:rPr>
-        <w:t xml:space="preserve">70 + 49 = </w:t>
-      </w:r>
-      <w:r>
-        <w:rPr>
-          <w:rFonts w:ascii="Avenir Next" w:hAnsi="Avenir Next" w:cs="Avenir Next" w:eastAsia="Avenir Next"/>
-          <w:color w:val="1A1A1A"/>
-          <w:sz w:val="21"/>
-          <w:szCs w:val="21"/>
           <w:u w:val="single"/>
         </w:rPr>
         <w:t xml:space="preserve">                </w:t>
@@ -1179,6 +1188,7 @@
     </w:p>
     <w:p>
       <w:pPr>
+        <w:pStyle w:val="Heading2"/>
         <w:keepNext/>
         <w:pBdr>
           <w:bottom w:val="single" w:sz="8" w:space="3" w:color="003A70"/>
@@ -1194,7 +1204,7 @@
           <w:b/>
           <w:color w:val="003A70"/>
           <w:spacing w:val="14"/>
-          <w:sz w:val="19"/>
+          <w:sz w:val="22"/>
           <w:szCs w:val="19"/>
         </w:rPr>
         <w:t xml:space="preserve">YOUR TURN</w:t>
@@ -1213,7 +1223,7 @@
           <w:rFonts w:ascii="Avenir Next" w:hAnsi="Avenir Next" w:cs="Avenir Next" w:eastAsia="Avenir Next"/>
           <w:i/>
           <w:color w:val="5A5F66"/>
-          <w:sz w:val="17"/>
+          <w:sz w:val="22"/>
           <w:szCs w:val="17"/>
         </w:rPr>
         <w:t xml:space="preserve">use the steps on your own</w:t>
@@ -1385,7 +1395,7 @@
                       <w:szCs w:val="22"/>
                       <w:u w:val="single"/>
                     </w:rPr>
-                    <w:t xml:space="preserve">      </w:t>
+                    <w:t xml:space="preserve">          </w:t>
                   </w:r>
                 </w:p>
               </w:tc>
@@ -1447,7 +1457,7 @@
                       <w:szCs w:val="22"/>
                       <w:u w:val="single"/>
                     </w:rPr>
-                    <w:t xml:space="preserve">      </w:t>
+                    <w:t xml:space="preserve">          </w:t>
                   </w:r>
                 </w:p>
               </w:tc>
@@ -1509,7 +1519,7 @@
                       <w:szCs w:val="22"/>
                       <w:u w:val="single"/>
                     </w:rPr>
-                    <w:t xml:space="preserve">      </w:t>
+                    <w:t xml:space="preserve">          </w:t>
                   </w:r>
                 </w:p>
               </w:tc>
@@ -1577,7 +1587,7 @@
                       <w:szCs w:val="22"/>
                       <w:u w:val="single"/>
                     </w:rPr>
-                    <w:t xml:space="preserve">      </w:t>
+                    <w:t xml:space="preserve">          </w:t>
                   </w:r>
                 </w:p>
               </w:tc>
@@ -1639,7 +1649,7 @@
                       <w:szCs w:val="22"/>
                       <w:u w:val="single"/>
                     </w:rPr>
-                    <w:t xml:space="preserve">      </w:t>
+                    <w:t xml:space="preserve">          </w:t>
                   </w:r>
                 </w:p>
               </w:tc>
@@ -1701,7 +1711,7 @@
                       <w:szCs w:val="22"/>
                       <w:u w:val="single"/>
                     </w:rPr>
-                    <w:t xml:space="preserve">      </w:t>
+                    <w:t xml:space="preserve">          </w:t>
                   </w:r>
                 </w:p>
               </w:tc>
@@ -1733,7 +1743,7 @@
           <w:caps/>
           <w:color w:val="003A70"/>
           <w:spacing w:val="12"/>
-          <w:sz w:val="19"/>
+          <w:sz w:val="22"/>
           <w:szCs w:val="19"/>
         </w:rPr>
         <w:t xml:space="preserve">Lesson 9-3  ·  Session 2  ·  Prerequisite Practice A  ·  Skill 2 of 2</w:t>
@@ -1741,6 +1751,7 @@
     </w:p>
     <w:p>
       <w:pPr>
+        <w:pStyle w:val="Heading1"/>
         <w:keepNext/>
         <w:spacing w:before="0" w:after="10" w:line="240" w:lineRule="auto"/>
       </w:pPr>
@@ -1766,7 +1777,7 @@
         <w:rPr>
           <w:rFonts w:ascii="Avenir Next" w:hAnsi="Avenir Next" w:cs="Avenir Next" w:eastAsia="Avenir Next"/>
           <w:color w:val="5A5F66"/>
-          <w:sz w:val="17"/>
+          <w:sz w:val="22"/>
           <w:szCs w:val="17"/>
         </w:rPr>
         <w:t xml:space="preserve">Builds on Grade 5 · 5.OA.A.1</w:t>
@@ -1809,6 +1820,7 @@
           </w:tcPr>
           <w:p>
             <w:pPr>
+              <w:pStyle w:val="Heading2"/>
               <w:spacing w:before="0" w:after="0" w:line="252" w:lineRule="auto"/>
             </w:pPr>
             <w:r>
@@ -1838,7 +1850,7 @@
               <w:rPr>
                 <w:rFonts w:ascii="Avenir Next" w:hAnsi="Avenir Next" w:cs="Avenir Next" w:eastAsia="Avenir Next"/>
                 <w:color w:val="1A1A1A"/>
-                <w:sz w:val="20"/>
+                <w:sz w:val="22"/>
                 <w:szCs w:val="20"/>
               </w:rPr>
               <w:t xml:space="preserve">You will find the hall cost: 30 × 5 + 75 for 5 hours.</w:t>
@@ -1858,6 +1870,7 @@
           </w:tcPr>
           <w:p>
             <w:pPr>
+              <w:pStyle w:val="Heading2"/>
               <w:spacing w:before="0" w:after="0" w:line="252" w:lineRule="auto"/>
             </w:pPr>
             <w:r>
@@ -1887,7 +1900,7 @@
               <w:rPr>
                 <w:rFonts w:ascii="Avenir Next" w:hAnsi="Avenir Next" w:cs="Avenir Next" w:eastAsia="Avenir Next"/>
                 <w:color w:val="1A1A1A"/>
-                <w:sz w:val="20"/>
+                <w:sz w:val="22"/>
                 <w:szCs w:val="20"/>
               </w:rPr>
               <w:t xml:space="preserve">Find a value like 4 + 3 × 6 by multiplying first.  </w:t>
@@ -1897,7 +1910,7 @@
                 <w:rFonts w:ascii="Avenir Next" w:hAnsi="Avenir Next" w:cs="Avenir Next" w:eastAsia="Avenir Next"/>
                 <w:b/>
                 <w:color w:val="1A1A1A"/>
-                <w:sz w:val="20"/>
+                <w:sz w:val="22"/>
                 <w:szCs w:val="20"/>
               </w:rPr>
               <w:t xml:space="preserve">You will use it in Practice Form A, problems 7 and 8.</w:t>
@@ -1908,6 +1921,7 @@
     </w:tbl>
     <w:p>
       <w:pPr>
+        <w:pStyle w:val="Heading2"/>
         <w:keepNext/>
         <w:pBdr>
           <w:bottom w:val="single" w:sz="8" w:space="3" w:color="003A70"/>
@@ -1923,7 +1937,7 @@
           <w:b/>
           <w:color w:val="003A70"/>
           <w:spacing w:val="14"/>
-          <w:sz w:val="19"/>
+          <w:sz w:val="22"/>
           <w:szCs w:val="19"/>
         </w:rPr>
         <w:t xml:space="preserve">STEPS TO FOLLOW</w:t>
@@ -1942,7 +1956,7 @@
           <w:rFonts w:ascii="Avenir Next" w:hAnsi="Avenir Next" w:cs="Avenir Next" w:eastAsia="Avenir Next"/>
           <w:i/>
           <w:color w:val="5A5F66"/>
-          <w:sz w:val="17"/>
+          <w:sz w:val="22"/>
           <w:szCs w:val="17"/>
         </w:rPr>
         <w:t xml:space="preserve">use these same steps on every problem</w:t>
@@ -1984,6 +1998,7 @@
           </w:tcPr>
           <w:p>
             <w:pPr>
+              <w:pStyle w:val="Heading1"/>
               <w:spacing w:before="0" w:after="0" w:line="240" w:lineRule="auto"/>
               <w:jc w:val="center"/>
             </w:pPr>
@@ -2012,7 +2027,7 @@
               <w:rPr>
                 <w:rFonts w:ascii="Avenir Next" w:hAnsi="Avenir Next" w:cs="Avenir Next" w:eastAsia="Avenir Next"/>
                 <w:color w:val="1A1A1A"/>
-                <w:sz w:val="21"/>
+                <w:sz w:val="22"/>
                 <w:szCs w:val="21"/>
               </w:rPr>
               <w:t xml:space="preserve">Do the work in </w:t>
@@ -2022,7 +2037,7 @@
                 <w:rFonts w:ascii="Avenir Next" w:hAnsi="Avenir Next" w:cs="Avenir Next" w:eastAsia="Avenir Next"/>
                 <w:b/>
                 <w:color w:val="1A1A1A"/>
-                <w:sz w:val="21"/>
+                <w:sz w:val="22"/>
                 <w:szCs w:val="21"/>
               </w:rPr>
               <w:t xml:space="preserve">parentheses</w:t>
@@ -2031,7 +2046,7 @@
               <w:rPr>
                 <w:rFonts w:ascii="Avenir Next" w:hAnsi="Avenir Next" w:cs="Avenir Next" w:eastAsia="Avenir Next"/>
                 <w:color w:val="1A1A1A"/>
-                <w:sz w:val="21"/>
+                <w:sz w:val="22"/>
                 <w:szCs w:val="21"/>
               </w:rPr>
               <w:t xml:space="preserve"> first, if there are any.</w:t>
@@ -2050,6 +2065,7 @@
           </w:tcPr>
           <w:p>
             <w:pPr>
+              <w:pStyle w:val="Heading1"/>
               <w:spacing w:before="0" w:after="0" w:line="240" w:lineRule="auto"/>
               <w:jc w:val="center"/>
             </w:pPr>
@@ -2079,7 +2095,7 @@
                 <w:rFonts w:ascii="Avenir Next" w:hAnsi="Avenir Next" w:cs="Avenir Next" w:eastAsia="Avenir Next"/>
                 <w:b/>
                 <w:color w:val="1A1A1A"/>
-                <w:sz w:val="21"/>
+                <w:sz w:val="22"/>
                 <w:szCs w:val="21"/>
               </w:rPr>
               <w:t xml:space="preserve">Multiply</w:t>
@@ -2088,7 +2104,7 @@
               <w:rPr>
                 <w:rFonts w:ascii="Avenir Next" w:hAnsi="Avenir Next" w:cs="Avenir Next" w:eastAsia="Avenir Next"/>
                 <w:color w:val="1A1A1A"/>
-                <w:sz w:val="21"/>
+                <w:sz w:val="22"/>
                 <w:szCs w:val="21"/>
               </w:rPr>
               <w:t xml:space="preserve"> or divide next.</w:t>
@@ -2107,6 +2123,7 @@
           </w:tcPr>
           <w:p>
             <w:pPr>
+              <w:pStyle w:val="Heading1"/>
               <w:spacing w:before="0" w:after="0" w:line="240" w:lineRule="auto"/>
               <w:jc w:val="center"/>
             </w:pPr>
@@ -2136,7 +2153,7 @@
                 <w:rFonts w:ascii="Avenir Next" w:hAnsi="Avenir Next" w:cs="Avenir Next" w:eastAsia="Avenir Next"/>
                 <w:b/>
                 <w:color w:val="1A1A1A"/>
-                <w:sz w:val="21"/>
+                <w:sz w:val="22"/>
                 <w:szCs w:val="21"/>
               </w:rPr>
               <w:t xml:space="preserve">Add</w:t>
@@ -2145,7 +2162,7 @@
               <w:rPr>
                 <w:rFonts w:ascii="Avenir Next" w:hAnsi="Avenir Next" w:cs="Avenir Next" w:eastAsia="Avenir Next"/>
                 <w:color w:val="1A1A1A"/>
-                <w:sz w:val="21"/>
+                <w:sz w:val="22"/>
                 <w:szCs w:val="21"/>
               </w:rPr>
               <w:t xml:space="preserve"> or subtract last.</w:t>
@@ -2156,6 +2173,7 @@
     </w:tbl>
     <w:p>
       <w:pPr>
+        <w:pStyle w:val="Heading2"/>
         <w:keepNext/>
         <w:pBdr>
           <w:bottom w:val="single" w:sz="8" w:space="3" w:color="003A70"/>
@@ -2171,7 +2189,7 @@
           <w:b/>
           <w:color w:val="003A70"/>
           <w:spacing w:val="14"/>
-          <w:sz w:val="19"/>
+          <w:sz w:val="22"/>
           <w:szCs w:val="19"/>
         </w:rPr>
         <w:t xml:space="preserve">WATCH ME</w:t>
@@ -2190,7 +2208,7 @@
           <w:rFonts w:ascii="Avenir Next" w:hAnsi="Avenir Next" w:cs="Avenir Next" w:eastAsia="Avenir Next"/>
           <w:i/>
           <w:color w:val="5A5F66"/>
-          <w:sz w:val="17"/>
+          <w:sz w:val="22"/>
           <w:szCs w:val="17"/>
         </w:rPr>
         <w:t xml:space="preserve">the steps in action</w:t>
@@ -2205,7 +2223,7 @@
           <w:rFonts w:ascii="Avenir Next" w:hAnsi="Avenir Next" w:cs="Avenir Next" w:eastAsia="Avenir Next"/>
           <w:b/>
           <w:color w:val="1A1A1A"/>
-          <w:sz w:val="21"/>
+          <w:sz w:val="22"/>
           <w:szCs w:val="21"/>
         </w:rPr>
         <w:t xml:space="preserve">30 + 8 × 5</w:t>
@@ -2224,25 +2242,25 @@
           <w:rFonts w:ascii="Avenir Next" w:hAnsi="Avenir Next" w:cs="Avenir Next" w:eastAsia="Avenir Next"/>
           <w:b/>
           <w:color w:val="003A70"/>
+          <w:sz w:val="22"/>
+          <w:szCs w:val="19"/>
+        </w:rPr>
+        <w:t xml:space="preserve">Step 1</w:t>
+      </w:r>
+      <w:r>
+        <w:rPr>
+          <w:rFonts w:ascii="Avenir Next" w:hAnsi="Avenir Next" w:cs="Avenir Next" w:eastAsia="Avenir Next"/>
+          <w:color w:val="1A1A1A"/>
           <w:sz w:val="19"/>
           <w:szCs w:val="19"/>
         </w:rPr>
-        <w:t xml:space="preserve">Step 1</w:t>
-      </w:r>
-      <w:r>
-        <w:rPr>
-          <w:rFonts w:ascii="Avenir Next" w:hAnsi="Avenir Next" w:cs="Avenir Next" w:eastAsia="Avenir Next"/>
-          <w:color w:val="1A1A1A"/>
-          <w:sz w:val="19"/>
-          <w:szCs w:val="19"/>
-        </w:rPr>
         <w:tab/>
       </w:r>
       <w:r>
         <w:rPr>
           <w:rFonts w:ascii="Avenir Next" w:hAnsi="Avenir Next" w:cs="Avenir Next" w:eastAsia="Avenir Next"/>
           <w:color w:val="1A1A1A"/>
-          <w:sz w:val="21"/>
+          <w:sz w:val="22"/>
           <w:szCs w:val="21"/>
         </w:rPr>
         <w:t xml:space="preserve">No parentheses.</w:t>
@@ -2261,25 +2279,25 @@
           <w:rFonts w:ascii="Avenir Next" w:hAnsi="Avenir Next" w:cs="Avenir Next" w:eastAsia="Avenir Next"/>
           <w:b/>
           <w:color w:val="003A70"/>
+          <w:sz w:val="22"/>
+          <w:szCs w:val="19"/>
+        </w:rPr>
+        <w:t xml:space="preserve">Step 2</w:t>
+      </w:r>
+      <w:r>
+        <w:rPr>
+          <w:rFonts w:ascii="Avenir Next" w:hAnsi="Avenir Next" w:cs="Avenir Next" w:eastAsia="Avenir Next"/>
+          <w:color w:val="1A1A1A"/>
           <w:sz w:val="19"/>
           <w:szCs w:val="19"/>
         </w:rPr>
-        <w:t xml:space="preserve">Step 2</w:t>
-      </w:r>
-      <w:r>
-        <w:rPr>
-          <w:rFonts w:ascii="Avenir Next" w:hAnsi="Avenir Next" w:cs="Avenir Next" w:eastAsia="Avenir Next"/>
-          <w:color w:val="1A1A1A"/>
-          <w:sz w:val="19"/>
-          <w:szCs w:val="19"/>
-        </w:rPr>
         <w:tab/>
       </w:r>
       <w:r>
         <w:rPr>
           <w:rFonts w:ascii="Avenir Next" w:hAnsi="Avenir Next" w:cs="Avenir Next" w:eastAsia="Avenir Next"/>
           <w:color w:val="1A1A1A"/>
-          <w:sz w:val="21"/>
+          <w:sz w:val="22"/>
           <w:szCs w:val="21"/>
         </w:rPr>
         <w:t xml:space="preserve">8 × 5 = 40</w:t>
@@ -2298,25 +2316,25 @@
           <w:rFonts w:ascii="Avenir Next" w:hAnsi="Avenir Next" w:cs="Avenir Next" w:eastAsia="Avenir Next"/>
           <w:b/>
           <w:color w:val="003A70"/>
+          <w:sz w:val="22"/>
+          <w:szCs w:val="19"/>
+        </w:rPr>
+        <w:t xml:space="preserve">Step 3</w:t>
+      </w:r>
+      <w:r>
+        <w:rPr>
+          <w:rFonts w:ascii="Avenir Next" w:hAnsi="Avenir Next" w:cs="Avenir Next" w:eastAsia="Avenir Next"/>
+          <w:color w:val="1A1A1A"/>
           <w:sz w:val="19"/>
           <w:szCs w:val="19"/>
         </w:rPr>
-        <w:t xml:space="preserve">Step 3</w:t>
-      </w:r>
-      <w:r>
-        <w:rPr>
-          <w:rFonts w:ascii="Avenir Next" w:hAnsi="Avenir Next" w:cs="Avenir Next" w:eastAsia="Avenir Next"/>
-          <w:color w:val="1A1A1A"/>
-          <w:sz w:val="19"/>
-          <w:szCs w:val="19"/>
-        </w:rPr>
         <w:tab/>
       </w:r>
       <w:r>
         <w:rPr>
           <w:rFonts w:ascii="Avenir Next" w:hAnsi="Avenir Next" w:cs="Avenir Next" w:eastAsia="Avenir Next"/>
           <w:color w:val="1A1A1A"/>
-          <w:sz w:val="21"/>
+          <w:sz w:val="22"/>
           <w:szCs w:val="21"/>
         </w:rPr>
         <w:t xml:space="preserve">30 + 40 = 70</w:t>
@@ -2335,18 +2353,18 @@
           <w:rFonts w:ascii="Avenir Next" w:hAnsi="Avenir Next" w:cs="Avenir Next" w:eastAsia="Avenir Next"/>
           <w:b/>
           <w:color w:val="1A1A1A"/>
+          <w:sz w:val="22"/>
+          <w:szCs w:val="21"/>
+        </w:rPr>
+        <w:t xml:space="preserve">Answer</w:t>
+      </w:r>
+      <w:r>
+        <w:rPr>
+          <w:rFonts w:ascii="Avenir Next" w:hAnsi="Avenir Next" w:cs="Avenir Next" w:eastAsia="Avenir Next"/>
+          <w:color w:val="1A1A1A"/>
           <w:sz w:val="21"/>
           <w:szCs w:val="21"/>
         </w:rPr>
-        <w:t xml:space="preserve">Answer</w:t>
-      </w:r>
-      <w:r>
-        <w:rPr>
-          <w:rFonts w:ascii="Avenir Next" w:hAnsi="Avenir Next" w:cs="Avenir Next" w:eastAsia="Avenir Next"/>
-          <w:color w:val="1A1A1A"/>
-          <w:sz w:val="21"/>
-          <w:szCs w:val="21"/>
-        </w:rPr>
         <w:tab/>
       </w:r>
       <w:r>
@@ -2354,7 +2372,7 @@
           <w:rFonts w:ascii="Avenir Next" w:hAnsi="Avenir Next" w:cs="Avenir Next" w:eastAsia="Avenir Next"/>
           <w:b/>
           <w:color w:val="1A1A1A"/>
-          <w:sz w:val="21"/>
+          <w:sz w:val="22"/>
           <w:szCs w:val="21"/>
         </w:rPr>
         <w:t xml:space="preserve">70</w:t>
@@ -2362,6 +2380,7 @@
     </w:p>
     <w:p>
       <w:pPr>
+        <w:pStyle w:val="Heading2"/>
         <w:keepNext/>
         <w:pBdr>
           <w:bottom w:val="single" w:sz="8" w:space="3" w:color="003A70"/>
@@ -2377,7 +2396,7 @@
           <w:b/>
           <w:color w:val="003A70"/>
           <w:spacing w:val="14"/>
-          <w:sz w:val="19"/>
+          <w:sz w:val="22"/>
           <w:szCs w:val="19"/>
         </w:rPr>
         <w:t xml:space="preserve">TRY IT WITH HELP</w:t>
@@ -2396,7 +2415,7 @@
           <w:rFonts w:ascii="Avenir Next" w:hAnsi="Avenir Next" w:cs="Avenir Next" w:eastAsia="Avenir Next"/>
           <w:i/>
           <w:color w:val="5A5F66"/>
-          <w:sz w:val="17"/>
+          <w:sz w:val="22"/>
           <w:szCs w:val="17"/>
         </w:rPr>
         <w:t xml:space="preserve">fill in each step</w:t>
@@ -2454,25 +2473,25 @@
           <w:rFonts w:ascii="Avenir Next" w:hAnsi="Avenir Next" w:cs="Avenir Next" w:eastAsia="Avenir Next"/>
           <w:b/>
           <w:color w:val="003A70"/>
+          <w:sz w:val="22"/>
+          <w:szCs w:val="18"/>
+        </w:rPr>
+        <w:t xml:space="preserve">Step 1</w:t>
+      </w:r>
+      <w:r>
+        <w:rPr>
+          <w:rFonts w:ascii="Avenir Next" w:hAnsi="Avenir Next" w:cs="Avenir Next" w:eastAsia="Avenir Next"/>
+          <w:color w:val="1A1A1A"/>
           <w:sz w:val="18"/>
           <w:szCs w:val="18"/>
         </w:rPr>
-        <w:t xml:space="preserve">Step 1</w:t>
-      </w:r>
-      <w:r>
-        <w:rPr>
-          <w:rFonts w:ascii="Avenir Next" w:hAnsi="Avenir Next" w:cs="Avenir Next" w:eastAsia="Avenir Next"/>
-          <w:color w:val="1A1A1A"/>
-          <w:sz w:val="18"/>
-          <w:szCs w:val="18"/>
-        </w:rPr>
         <w:tab/>
       </w:r>
       <w:r>
         <w:rPr>
           <w:rFonts w:ascii="Avenir Next" w:hAnsi="Avenir Next" w:cs="Avenir Next" w:eastAsia="Avenir Next"/>
           <w:color w:val="1A1A1A"/>
-          <w:sz w:val="21"/>
+          <w:sz w:val="22"/>
           <w:szCs w:val="21"/>
         </w:rPr>
         <w:t xml:space="preserve">Parentheses? </w:t>
@@ -2502,25 +2521,25 @@
           <w:rFonts w:ascii="Avenir Next" w:hAnsi="Avenir Next" w:cs="Avenir Next" w:eastAsia="Avenir Next"/>
           <w:b/>
           <w:color w:val="003A70"/>
+          <w:sz w:val="22"/>
+          <w:szCs w:val="18"/>
+        </w:rPr>
+        <w:t xml:space="preserve">Step 2</w:t>
+      </w:r>
+      <w:r>
+        <w:rPr>
+          <w:rFonts w:ascii="Avenir Next" w:hAnsi="Avenir Next" w:cs="Avenir Next" w:eastAsia="Avenir Next"/>
+          <w:color w:val="1A1A1A"/>
           <w:sz w:val="18"/>
           <w:szCs w:val="18"/>
         </w:rPr>
-        <w:t xml:space="preserve">Step 2</w:t>
-      </w:r>
-      <w:r>
-        <w:rPr>
-          <w:rFonts w:ascii="Avenir Next" w:hAnsi="Avenir Next" w:cs="Avenir Next" w:eastAsia="Avenir Next"/>
-          <w:color w:val="1A1A1A"/>
-          <w:sz w:val="18"/>
-          <w:szCs w:val="18"/>
-        </w:rPr>
         <w:tab/>
       </w:r>
       <w:r>
         <w:rPr>
           <w:rFonts w:ascii="Avenir Next" w:hAnsi="Avenir Next" w:cs="Avenir Next" w:eastAsia="Avenir Next"/>
           <w:color w:val="1A1A1A"/>
-          <w:sz w:val="21"/>
+          <w:sz w:val="22"/>
           <w:szCs w:val="21"/>
         </w:rPr>
         <w:t xml:space="preserve">3 × 6 = </w:t>
@@ -2550,25 +2569,25 @@
           <w:rFonts w:ascii="Avenir Next" w:hAnsi="Avenir Next" w:cs="Avenir Next" w:eastAsia="Avenir Next"/>
           <w:b/>
           <w:color w:val="003A70"/>
+          <w:sz w:val="22"/>
+          <w:szCs w:val="18"/>
+        </w:rPr>
+        <w:t xml:space="preserve">Step 3</w:t>
+      </w:r>
+      <w:r>
+        <w:rPr>
+          <w:rFonts w:ascii="Avenir Next" w:hAnsi="Avenir Next" w:cs="Avenir Next" w:eastAsia="Avenir Next"/>
+          <w:color w:val="1A1A1A"/>
           <w:sz w:val="18"/>
           <w:szCs w:val="18"/>
         </w:rPr>
-        <w:t xml:space="preserve">Step 3</w:t>
-      </w:r>
-      <w:r>
-        <w:rPr>
-          <w:rFonts w:ascii="Avenir Next" w:hAnsi="Avenir Next" w:cs="Avenir Next" w:eastAsia="Avenir Next"/>
-          <w:color w:val="1A1A1A"/>
-          <w:sz w:val="18"/>
-          <w:szCs w:val="18"/>
-        </w:rPr>
         <w:tab/>
       </w:r>
       <w:r>
         <w:rPr>
           <w:rFonts w:ascii="Avenir Next" w:hAnsi="Avenir Next" w:cs="Avenir Next" w:eastAsia="Avenir Next"/>
           <w:color w:val="1A1A1A"/>
-          <w:sz w:val="21"/>
+          <w:sz w:val="22"/>
           <w:szCs w:val="21"/>
         </w:rPr>
         <w:t xml:space="preserve">4 + 18 = </w:t>
@@ -2641,25 +2660,25 @@
           <w:rFonts w:ascii="Avenir Next" w:hAnsi="Avenir Next" w:cs="Avenir Next" w:eastAsia="Avenir Next"/>
           <w:b/>
           <w:color w:val="003A70"/>
+          <w:sz w:val="22"/>
+          <w:szCs w:val="18"/>
+        </w:rPr>
+        <w:t xml:space="preserve">Step 1</w:t>
+      </w:r>
+      <w:r>
+        <w:rPr>
+          <w:rFonts w:ascii="Avenir Next" w:hAnsi="Avenir Next" w:cs="Avenir Next" w:eastAsia="Avenir Next"/>
+          <w:color w:val="1A1A1A"/>
           <w:sz w:val="18"/>
           <w:szCs w:val="18"/>
         </w:rPr>
-        <w:t xml:space="preserve">Step 1</w:t>
-      </w:r>
-      <w:r>
-        <w:rPr>
-          <w:rFonts w:ascii="Avenir Next" w:hAnsi="Avenir Next" w:cs="Avenir Next" w:eastAsia="Avenir Next"/>
-          <w:color w:val="1A1A1A"/>
-          <w:sz w:val="18"/>
-          <w:szCs w:val="18"/>
-        </w:rPr>
         <w:tab/>
       </w:r>
       <w:r>
         <w:rPr>
           <w:rFonts w:ascii="Avenir Next" w:hAnsi="Avenir Next" w:cs="Avenir Next" w:eastAsia="Avenir Next"/>
           <w:color w:val="1A1A1A"/>
-          <w:sz w:val="21"/>
+          <w:sz w:val="22"/>
           <w:szCs w:val="21"/>
         </w:rPr>
         <w:t xml:space="preserve">Parentheses: 4 + 3 = </w:t>
@@ -2689,25 +2708,25 @@
           <w:rFonts w:ascii="Avenir Next" w:hAnsi="Avenir Next" w:cs="Avenir Next" w:eastAsia="Avenir Next"/>
           <w:b/>
           <w:color w:val="003A70"/>
+          <w:sz w:val="22"/>
+          <w:szCs w:val="18"/>
+        </w:rPr>
+        <w:t xml:space="preserve">Step 2</w:t>
+      </w:r>
+      <w:r>
+        <w:rPr>
+          <w:rFonts w:ascii="Avenir Next" w:hAnsi="Avenir Next" w:cs="Avenir Next" w:eastAsia="Avenir Next"/>
+          <w:color w:val="1A1A1A"/>
           <w:sz w:val="18"/>
           <w:szCs w:val="18"/>
         </w:rPr>
-        <w:t xml:space="preserve">Step 2</w:t>
-      </w:r>
-      <w:r>
-        <w:rPr>
-          <w:rFonts w:ascii="Avenir Next" w:hAnsi="Avenir Next" w:cs="Avenir Next" w:eastAsia="Avenir Next"/>
-          <w:color w:val="1A1A1A"/>
-          <w:sz w:val="18"/>
-          <w:szCs w:val="18"/>
-        </w:rPr>
         <w:tab/>
       </w:r>
       <w:r>
         <w:rPr>
           <w:rFonts w:ascii="Avenir Next" w:hAnsi="Avenir Next" w:cs="Avenir Next" w:eastAsia="Avenir Next"/>
           <w:color w:val="1A1A1A"/>
-          <w:sz w:val="21"/>
+          <w:sz w:val="22"/>
           <w:szCs w:val="21"/>
         </w:rPr>
         <w:t xml:space="preserve">7 × 6 = </w:t>
@@ -2737,35 +2756,35 @@
           <w:rFonts w:ascii="Avenir Next" w:hAnsi="Avenir Next" w:cs="Avenir Next" w:eastAsia="Avenir Next"/>
           <w:b/>
           <w:color w:val="003A70"/>
+          <w:sz w:val="22"/>
+          <w:szCs w:val="18"/>
+        </w:rPr>
+        <w:t xml:space="preserve">Step 3</w:t>
+      </w:r>
+      <w:r>
+        <w:rPr>
+          <w:rFonts w:ascii="Avenir Next" w:hAnsi="Avenir Next" w:cs="Avenir Next" w:eastAsia="Avenir Next"/>
+          <w:color w:val="1A1A1A"/>
           <w:sz w:val="18"/>
           <w:szCs w:val="18"/>
         </w:rPr>
-        <w:t xml:space="preserve">Step 3</w:t>
-      </w:r>
-      <w:r>
-        <w:rPr>
-          <w:rFonts w:ascii="Avenir Next" w:hAnsi="Avenir Next" w:cs="Avenir Next" w:eastAsia="Avenir Next"/>
-          <w:color w:val="1A1A1A"/>
-          <w:sz w:val="18"/>
-          <w:szCs w:val="18"/>
-        </w:rPr>
         <w:tab/>
       </w:r>
       <w:r>
         <w:rPr>
           <w:rFonts w:ascii="Avenir Next" w:hAnsi="Avenir Next" w:cs="Avenir Next" w:eastAsia="Avenir Next"/>
           <w:color w:val="1A1A1A"/>
+          <w:sz w:val="22"/>
+          <w:szCs w:val="21"/>
+        </w:rPr>
+        <w:t xml:space="preserve">Nothing to add. Answer: </w:t>
+      </w:r>
+      <w:r>
+        <w:rPr>
+          <w:rFonts w:ascii="Avenir Next" w:hAnsi="Avenir Next" w:cs="Avenir Next" w:eastAsia="Avenir Next"/>
+          <w:color w:val="1A1A1A"/>
           <w:sz w:val="21"/>
           <w:szCs w:val="21"/>
-        </w:rPr>
-        <w:t xml:space="preserve">Nothing to add. Answer: </w:t>
-      </w:r>
-      <w:r>
-        <w:rPr>
-          <w:rFonts w:ascii="Avenir Next" w:hAnsi="Avenir Next" w:cs="Avenir Next" w:eastAsia="Avenir Next"/>
-          <w:color w:val="1A1A1A"/>
-          <w:sz w:val="21"/>
-          <w:szCs w:val="21"/>
           <w:u w:val="single"/>
         </w:rPr>
         <w:t xml:space="preserve">                </w:t>
@@ -2778,6 +2797,7 @@
     </w:p>
     <w:p>
       <w:pPr>
+        <w:pStyle w:val="Heading2"/>
         <w:keepNext/>
         <w:pBdr>
           <w:bottom w:val="single" w:sz="8" w:space="3" w:color="003A70"/>
@@ -2793,7 +2813,7 @@
           <w:b/>
           <w:color w:val="003A70"/>
           <w:spacing w:val="14"/>
-          <w:sz w:val="19"/>
+          <w:sz w:val="22"/>
           <w:szCs w:val="19"/>
         </w:rPr>
         <w:t xml:space="preserve">YOUR TURN</w:t>
@@ -2812,7 +2832,7 @@
           <w:rFonts w:ascii="Avenir Next" w:hAnsi="Avenir Next" w:cs="Avenir Next" w:eastAsia="Avenir Next"/>
           <w:i/>
           <w:color w:val="5A5F66"/>
-          <w:sz w:val="17"/>
+          <w:sz w:val="22"/>
           <w:szCs w:val="17"/>
         </w:rPr>
         <w:t xml:space="preserve">use the steps on your own</w:t>
@@ -2984,7 +3004,7 @@
                       <w:szCs w:val="22"/>
                       <w:u w:val="single"/>
                     </w:rPr>
-                    <w:t xml:space="preserve">      </w:t>
+                    <w:t xml:space="preserve">          </w:t>
                   </w:r>
                 </w:p>
               </w:tc>
@@ -3046,7 +3066,7 @@
                       <w:szCs w:val="22"/>
                       <w:u w:val="single"/>
                     </w:rPr>
-                    <w:t xml:space="preserve">      </w:t>
+                    <w:t xml:space="preserve">          </w:t>
                   </w:r>
                 </w:p>
               </w:tc>
@@ -3108,7 +3128,7 @@
                       <w:szCs w:val="22"/>
                       <w:u w:val="single"/>
                     </w:rPr>
-                    <w:t xml:space="preserve">      </w:t>
+                    <w:t xml:space="preserve">          </w:t>
                   </w:r>
                 </w:p>
               </w:tc>
@@ -3176,7 +3196,7 @@
                       <w:szCs w:val="22"/>
                       <w:u w:val="single"/>
                     </w:rPr>
-                    <w:t xml:space="preserve">      </w:t>
+                    <w:t xml:space="preserve">          </w:t>
                   </w:r>
                 </w:p>
               </w:tc>
@@ -3238,7 +3258,7 @@
                       <w:szCs w:val="22"/>
                       <w:u w:val="single"/>
                     </w:rPr>
-                    <w:t xml:space="preserve">      </w:t>
+                    <w:t xml:space="preserve">          </w:t>
                   </w:r>
                 </w:p>
               </w:tc>
@@ -3300,7 +3320,7 @@
                       <w:szCs w:val="22"/>
                       <w:u w:val="single"/>
                     </w:rPr>
-                    <w:t xml:space="preserve">      </w:t>
+                    <w:t xml:space="preserve">          </w:t>
                   </w:r>
                 </w:p>
               </w:tc>
@@ -3321,6 +3341,7 @@
     </w:p>
     <w:p>
       <w:pPr>
+        <w:pStyle w:val="Heading2"/>
         <w:keepNext/>
         <w:pBdr>
           <w:bottom w:val="single" w:sz="8" w:space="3" w:color="003A70"/>
@@ -3336,7 +3357,7 @@
           <w:b/>
           <w:color w:val="003A70"/>
           <w:spacing w:val="14"/>
-          <w:sz w:val="19"/>
+          <w:sz w:val="22"/>
           <w:szCs w:val="19"/>
         </w:rPr>
         <w:t xml:space="preserve">READY CHECK</w:t>
@@ -3355,7 +3376,7 @@
           <w:rFonts w:ascii="Avenir Next" w:hAnsi="Avenir Next" w:cs="Avenir Next" w:eastAsia="Avenir Next"/>
           <w:i/>
           <w:color w:val="5A5F66"/>
-          <w:sz w:val="17"/>
+          <w:sz w:val="22"/>
           <w:szCs w:val="17"/>
         </w:rPr>
         <w:t xml:space="preserve">a problem like the one in today’s lesson</w:t>
@@ -3525,25 +3546,25 @@
                       <w:rFonts w:ascii="Avenir Next" w:hAnsi="Avenir Next" w:cs="Avenir Next" w:eastAsia="Avenir Next"/>
                       <w:b/>
                       <w:color w:val="003A70"/>
+                      <w:sz w:val="22"/>
+                      <w:szCs w:val="21"/>
+                    </w:rPr>
+                    <w:t xml:space="preserve">A</w:t>
+                  </w:r>
+                  <w:r>
+                    <w:rPr>
+                      <w:rFonts w:ascii="Avenir Next" w:hAnsi="Avenir Next" w:cs="Avenir Next" w:eastAsia="Avenir Next"/>
+                      <w:color w:val="1A1A1A"/>
                       <w:sz w:val="21"/>
                       <w:szCs w:val="21"/>
                     </w:rPr>
-                    <w:t xml:space="preserve">A</w:t>
-                  </w:r>
-                  <w:r>
-                    <w:rPr>
-                      <w:rFonts w:ascii="Avenir Next" w:hAnsi="Avenir Next" w:cs="Avenir Next" w:eastAsia="Avenir Next"/>
-                      <w:color w:val="1A1A1A"/>
-                      <w:sz w:val="21"/>
-                      <w:szCs w:val="21"/>
-                    </w:rPr>
                     <w:tab/>
                   </w:r>
                   <w:r>
                     <w:rPr>
                       <w:rFonts w:ascii="Avenir Next" w:hAnsi="Avenir Next" w:cs="Avenir Next" w:eastAsia="Avenir Next"/>
                       <w:color w:val="1A1A1A"/>
-                      <w:sz w:val="21"/>
+                      <w:sz w:val="22"/>
                       <w:szCs w:val="21"/>
                     </w:rPr>
                     <w:t xml:space="preserve">$210</w:t>
@@ -3568,25 +3589,25 @@
                       <w:rFonts w:ascii="Avenir Next" w:hAnsi="Avenir Next" w:cs="Avenir Next" w:eastAsia="Avenir Next"/>
                       <w:b/>
                       <w:color w:val="003A70"/>
+                      <w:sz w:val="22"/>
+                      <w:szCs w:val="21"/>
+                    </w:rPr>
+                    <w:t xml:space="preserve">B</w:t>
+                  </w:r>
+                  <w:r>
+                    <w:rPr>
+                      <w:rFonts w:ascii="Avenir Next" w:hAnsi="Avenir Next" w:cs="Avenir Next" w:eastAsia="Avenir Next"/>
+                      <w:color w:val="1A1A1A"/>
                       <w:sz w:val="21"/>
                       <w:szCs w:val="21"/>
                     </w:rPr>
-                    <w:t xml:space="preserve">B</w:t>
-                  </w:r>
-                  <w:r>
-                    <w:rPr>
-                      <w:rFonts w:ascii="Avenir Next" w:hAnsi="Avenir Next" w:cs="Avenir Next" w:eastAsia="Avenir Next"/>
-                      <w:color w:val="1A1A1A"/>
-                      <w:sz w:val="21"/>
-                      <w:szCs w:val="21"/>
-                    </w:rPr>
                     <w:tab/>
                   </w:r>
                   <w:r>
                     <w:rPr>
                       <w:rFonts w:ascii="Avenir Next" w:hAnsi="Avenir Next" w:cs="Avenir Next" w:eastAsia="Avenir Next"/>
                       <w:color w:val="1A1A1A"/>
-                      <w:sz w:val="21"/>
+                      <w:sz w:val="22"/>
                       <w:szCs w:val="21"/>
                     </w:rPr>
                     <w:t xml:space="preserve">$135</w:t>
@@ -3611,25 +3632,25 @@
                       <w:rFonts w:ascii="Avenir Next" w:hAnsi="Avenir Next" w:cs="Avenir Next" w:eastAsia="Avenir Next"/>
                       <w:b/>
                       <w:color w:val="003A70"/>
+                      <w:sz w:val="22"/>
+                      <w:szCs w:val="21"/>
+                    </w:rPr>
+                    <w:t xml:space="preserve">C</w:t>
+                  </w:r>
+                  <w:r>
+                    <w:rPr>
+                      <w:rFonts w:ascii="Avenir Next" w:hAnsi="Avenir Next" w:cs="Avenir Next" w:eastAsia="Avenir Next"/>
+                      <w:color w:val="1A1A1A"/>
                       <w:sz w:val="21"/>
                       <w:szCs w:val="21"/>
                     </w:rPr>
-                    <w:t xml:space="preserve">C</w:t>
-                  </w:r>
-                  <w:r>
-                    <w:rPr>
-                      <w:rFonts w:ascii="Avenir Next" w:hAnsi="Avenir Next" w:cs="Avenir Next" w:eastAsia="Avenir Next"/>
-                      <w:color w:val="1A1A1A"/>
-                      <w:sz w:val="21"/>
-                      <w:szCs w:val="21"/>
-                    </w:rPr>
                     <w:tab/>
                   </w:r>
                   <w:r>
                     <w:rPr>
                       <w:rFonts w:ascii="Avenir Next" w:hAnsi="Avenir Next" w:cs="Avenir Next" w:eastAsia="Avenir Next"/>
                       <w:color w:val="1A1A1A"/>
-                      <w:sz w:val="21"/>
+                      <w:sz w:val="22"/>
                       <w:szCs w:val="21"/>
                     </w:rPr>
                     <w:t xml:space="preserve">$107</w:t>
@@ -3654,25 +3675,25 @@
                       <w:rFonts w:ascii="Avenir Next" w:hAnsi="Avenir Next" w:cs="Avenir Next" w:eastAsia="Avenir Next"/>
                       <w:b/>
                       <w:color w:val="003A70"/>
+                      <w:sz w:val="22"/>
+                      <w:szCs w:val="21"/>
+                    </w:rPr>
+                    <w:t xml:space="preserve">D</w:t>
+                  </w:r>
+                  <w:r>
+                    <w:rPr>
+                      <w:rFonts w:ascii="Avenir Next" w:hAnsi="Avenir Next" w:cs="Avenir Next" w:eastAsia="Avenir Next"/>
+                      <w:color w:val="1A1A1A"/>
                       <w:sz w:val="21"/>
                       <w:szCs w:val="21"/>
                     </w:rPr>
-                    <w:t xml:space="preserve">D</w:t>
-                  </w:r>
-                  <w:r>
-                    <w:rPr>
-                      <w:rFonts w:ascii="Avenir Next" w:hAnsi="Avenir Next" w:cs="Avenir Next" w:eastAsia="Avenir Next"/>
-                      <w:color w:val="1A1A1A"/>
-                      <w:sz w:val="21"/>
-                      <w:szCs w:val="21"/>
-                    </w:rPr>
                     <w:tab/>
                   </w:r>
                   <w:r>
                     <w:rPr>
                       <w:rFonts w:ascii="Avenir Next" w:hAnsi="Avenir Next" w:cs="Avenir Next" w:eastAsia="Avenir Next"/>
                       <w:color w:val="1A1A1A"/>
-                      <w:sz w:val="21"/>
+                      <w:sz w:val="22"/>
                       <w:szCs w:val="21"/>
                     </w:rPr>
                     <w:t xml:space="preserve">$105</w:t>
@@ -3721,19 +3742,42 @@
         <w:tblLook w:val="0000" w:firstRow="0" w:lastRow="0" w:firstColumn="0" w:lastColumn="0" w:noHBand="1" w:noVBand="1"/>
       </w:tblPr>
       <w:tblGrid>
-        <w:gridCol w:w="2000"/>
-        <w:gridCol w:w="2300"/>
-        <w:gridCol w:w="2100"/>
-        <w:gridCol w:w="3104"/>
+        <w:gridCol w:w="1750"/>
+        <w:gridCol w:w="2500"/>
+        <w:gridCol w:w="2200"/>
+        <w:gridCol w:w="3054"/>
       </w:tblGrid>
       <w:tr>
         <w:trPr>
           <w:cantSplit/>
-          <w:trHeight w:val="320" w:hRule="atLeast"/>
+          <w:trHeight w:val="300" w:hRule="atLeast"/>
         </w:trPr>
         <w:tc>
           <w:tcPr>
-            <w:tcW w:w="2000" w:type="dxa"/>
+            <w:tcW w:w="1750" w:type="dxa"/>
+            <w:vAlign w:val="center"/>
+          </w:tcPr>
+          <w:p>
+            <w:pPr>
+              <w:pStyle w:val="Heading2"/>
+              <w:spacing w:before="0" w:after="0" w:line="240" w:lineRule="auto"/>
+            </w:pPr>
+            <w:r>
+              <w:rPr>
+                <w:rFonts w:ascii="Avenir Next" w:hAnsi="Avenir Next" w:cs="Avenir Next" w:eastAsia="Avenir Next"/>
+                <w:b/>
+                <w:color w:val="003A70"/>
+                <w:spacing w:val="12"/>
+                <w:sz w:val="15"/>
+                <w:szCs w:val="15"/>
+              </w:rPr>
+              <w:t xml:space="preserve">CHECK YOURSELF</w:t>
+            </w:r>
+          </w:p>
+        </w:tc>
+        <w:tc>
+          <w:tcPr>
+            <w:tcW w:w="2500" w:type="dxa"/>
             <w:vAlign w:val="center"/>
           </w:tcPr>
           <w:p>
@@ -3742,20 +3786,27 @@
             </w:pPr>
             <w:r>
               <w:rPr>
-                <w:rFonts w:ascii="Avenir Next" w:hAnsi="Avenir Next" w:cs="Avenir Next" w:eastAsia="Avenir Next"/>
-                <w:b/>
-                <w:color w:val="003A70"/>
-                <w:spacing w:val="12"/>
-                <w:sz w:val="15"/>
-                <w:szCs w:val="15"/>
-              </w:rPr>
-              <w:t xml:space="preserve">CHECK YOURSELF</w:t>
+                <w:rFonts w:ascii="Arial" w:hAnsi="Arial" w:cs="Arial" w:eastAsia="Arial"/>
+                <w:color w:val="1A1A1A"/>
+                <w:sz w:val="20"/>
+                <w:szCs w:val="20"/>
+              </w:rPr>
+              <w:t xml:space="preserve">□</w:t>
+            </w:r>
+            <w:r>
+              <w:rPr>
+                <w:rFonts w:ascii="Avenir Next" w:hAnsi="Avenir Next" w:cs="Avenir Next" w:eastAsia="Avenir Next"/>
+                <w:color w:val="1A1A1A"/>
+                <w:sz w:val="17"/>
+                <w:szCs w:val="17"/>
+              </w:rPr>
+              <w:t xml:space="preserve">  I can do this on my own</w:t>
             </w:r>
           </w:p>
         </w:tc>
         <w:tc>
           <w:tcPr>
-            <w:tcW w:w="2300" w:type="dxa"/>
+            <w:tcW w:w="2200" w:type="dxa"/>
             <w:vAlign w:val="center"/>
           </w:tcPr>
           <w:p>
@@ -3766,8 +3817,8 @@
               <w:rPr>
                 <w:rFonts w:ascii="Arial" w:hAnsi="Arial" w:cs="Arial" w:eastAsia="Arial"/>
                 <w:color w:val="1A1A1A"/>
-                <w:sz w:val="24"/>
-                <w:szCs w:val="24"/>
+                <w:sz w:val="20"/>
+                <w:szCs w:val="20"/>
               </w:rPr>
               <w:t xml:space="preserve">□</w:t>
             </w:r>
@@ -3778,13 +3829,13 @@
                 <w:sz w:val="17"/>
                 <w:szCs w:val="17"/>
               </w:rPr>
-              <w:t xml:space="preserve">  I can do this on my own</w:t>
+              <w:t xml:space="preserve">  I need a little help</w:t>
             </w:r>
           </w:p>
         </w:tc>
         <w:tc>
           <w:tcPr>
-            <w:tcW w:w="2100" w:type="dxa"/>
+            <w:tcW w:w="3054" w:type="dxa"/>
             <w:vAlign w:val="center"/>
           </w:tcPr>
           <w:p>
@@ -3795,37 +3846,8 @@
               <w:rPr>
                 <w:rFonts w:ascii="Arial" w:hAnsi="Arial" w:cs="Arial" w:eastAsia="Arial"/>
                 <w:color w:val="1A1A1A"/>
-                <w:sz w:val="24"/>
-                <w:szCs w:val="24"/>
-              </w:rPr>
-              <w:t xml:space="preserve">□</w:t>
-            </w:r>
-            <w:r>
-              <w:rPr>
-                <w:rFonts w:ascii="Avenir Next" w:hAnsi="Avenir Next" w:cs="Avenir Next" w:eastAsia="Avenir Next"/>
-                <w:color w:val="1A1A1A"/>
-                <w:sz w:val="17"/>
-                <w:szCs w:val="17"/>
-              </w:rPr>
-              <w:t xml:space="preserve">  I need a little help</w:t>
-            </w:r>
-          </w:p>
-        </w:tc>
-        <w:tc>
-          <w:tcPr>
-            <w:tcW w:w="3104" w:type="dxa"/>
-            <w:vAlign w:val="center"/>
-          </w:tcPr>
-          <w:p>
-            <w:pPr>
-              <w:spacing w:before="0" w:after="0" w:line="240" w:lineRule="auto"/>
-            </w:pPr>
-            <w:r>
-              <w:rPr>
-                <w:rFonts w:ascii="Arial" w:hAnsi="Arial" w:cs="Arial" w:eastAsia="Arial"/>
-                <w:color w:val="1A1A1A"/>
-                <w:sz w:val="24"/>
-                <w:szCs w:val="24"/>
+                <w:sz w:val="20"/>
+                <w:szCs w:val="20"/>
               </w:rPr>
               <w:t xml:space="preserve">□</w:t>
             </w:r>
@@ -3860,7 +3882,7 @@
     <w:sectPr>
       <w:footerReference w:type="default" r:id="rIdFooter1"/>
       <w:pgSz w:w="12240" w:h="15840"/>
-      <w:pgMar w:top="893" w:right="1224" w:bottom="835" w:left="1512" w:header="432" w:footer="432" w:gutter="0"/>
+      <w:pgMar w:top="780" w:right="1224" w:bottom="760" w:left="1512" w:header="432" w:footer="432" w:gutter="0"/>
       <w:cols w:space="720"/>
     </w:sectPr>
   </w:body>
@@ -3940,7 +3962,106 @@
               <w:sz w:val="15"/>
               <w:szCs w:val="15"/>
             </w:rPr>
-            <w:t xml:space="preserve">Lesson 9-3  ·  Session 2  ·  Prerequisite Practice A</w:t>
+            <w:t xml:space="preserve">9-3 · Page </w:t>
+          </w:r>
+          <w:r>
+            <w:rPr>
+              <w:rFonts w:ascii="Avenir Next" w:hAnsi="Avenir Next" w:cs="Avenir Next" w:eastAsia="Avenir Next"/>
+              <w:color w:val="5A5F66"/>
+              <w:sz w:val="15"/>
+              <w:szCs w:val="15"/>
+            </w:rPr>
+            <w:fldChar w:fldCharType="begin"/>
+          </w:r>
+          <w:r>
+            <w:rPr>
+              <w:rFonts w:ascii="Avenir Next" w:hAnsi="Avenir Next" w:cs="Avenir Next" w:eastAsia="Avenir Next"/>
+              <w:color w:val="5A5F66"/>
+              <w:sz w:val="15"/>
+              <w:szCs w:val="15"/>
+            </w:rPr>
+            <w:instrText xml:space="preserve"> PAGE </w:instrText>
+          </w:r>
+          <w:r>
+            <w:rPr>
+              <w:rFonts w:ascii="Avenir Next" w:hAnsi="Avenir Next" w:cs="Avenir Next" w:eastAsia="Avenir Next"/>
+              <w:color w:val="5A5F66"/>
+              <w:sz w:val="15"/>
+              <w:szCs w:val="15"/>
+            </w:rPr>
+            <w:fldChar w:fldCharType="separate"/>
+          </w:r>
+          <w:r>
+            <w:rPr>
+              <w:rFonts w:ascii="Avenir Next" w:hAnsi="Avenir Next" w:cs="Avenir Next" w:eastAsia="Avenir Next"/>
+              <w:color w:val="5A5F66"/>
+              <w:sz w:val="15"/>
+              <w:szCs w:val="15"/>
+            </w:rPr>
+            <w:t xml:space="preserve">1</w:t>
+          </w:r>
+          <w:r>
+            <w:rPr>
+              <w:rFonts w:ascii="Avenir Next" w:hAnsi="Avenir Next" w:cs="Avenir Next" w:eastAsia="Avenir Next"/>
+              <w:color w:val="5A5F66"/>
+              <w:sz w:val="15"/>
+              <w:szCs w:val="15"/>
+            </w:rPr>
+            <w:fldChar w:fldCharType="end"/>
+          </w:r>
+          <w:r>
+            <w:rPr>
+              <w:rFonts w:ascii="Avenir Next" w:hAnsi="Avenir Next" w:cs="Avenir Next" w:eastAsia="Avenir Next"/>
+              <w:color w:val="5A5F66"/>
+              <w:sz w:val="15"/>
+              <w:szCs w:val="15"/>
+            </w:rPr>
+            <w:t xml:space="preserve"> of </w:t>
+          </w:r>
+          <w:r>
+            <w:rPr>
+              <w:rFonts w:ascii="Avenir Next" w:hAnsi="Avenir Next" w:cs="Avenir Next" w:eastAsia="Avenir Next"/>
+              <w:color w:val="5A5F66"/>
+              <w:sz w:val="15"/>
+              <w:szCs w:val="15"/>
+            </w:rPr>
+            <w:fldChar w:fldCharType="begin"/>
+          </w:r>
+          <w:r>
+            <w:rPr>
+              <w:rFonts w:ascii="Avenir Next" w:hAnsi="Avenir Next" w:cs="Avenir Next" w:eastAsia="Avenir Next"/>
+              <w:color w:val="5A5F66"/>
+              <w:sz w:val="15"/>
+              <w:szCs w:val="15"/>
+            </w:rPr>
+            <w:instrText xml:space="preserve"> NUMPAGES </w:instrText>
+          </w:r>
+          <w:r>
+            <w:rPr>
+              <w:rFonts w:ascii="Avenir Next" w:hAnsi="Avenir Next" w:cs="Avenir Next" w:eastAsia="Avenir Next"/>
+              <w:color w:val="5A5F66"/>
+              <w:sz w:val="15"/>
+              <w:szCs w:val="15"/>
+            </w:rPr>
+            <w:fldChar w:fldCharType="separate"/>
+          </w:r>
+          <w:r>
+            <w:rPr>
+              <w:rFonts w:ascii="Avenir Next" w:hAnsi="Avenir Next" w:cs="Avenir Next" w:eastAsia="Avenir Next"/>
+              <w:color w:val="5A5F66"/>
+              <w:sz w:val="15"/>
+              <w:szCs w:val="15"/>
+            </w:rPr>
+            <w:t xml:space="preserve">1</w:t>
+          </w:r>
+          <w:r>
+            <w:rPr>
+              <w:rFonts w:ascii="Avenir Next" w:hAnsi="Avenir Next" w:cs="Avenir Next" w:eastAsia="Avenir Next"/>
+              <w:color w:val="5A5F66"/>
+              <w:sz w:val="15"/>
+              <w:szCs w:val="15"/>
+            </w:rPr>
+            <w:fldChar w:fldCharType="end"/>
           </w:r>
         </w:p>
       </w:tc>
@@ -3983,5 +4104,23 @@
       </w:tblCellMar>
     </w:tblPr>
   </w:style>
+  <w:style w:type="paragraph" w:styleId="Heading1">
+    <w:name w:val="heading 1"/>
+    <w:basedOn w:val="Normal"/>
+    <w:pPr>
+      <w:outlineLvl w:val="0"/>
+      <w:keepNext w:val="0"/>
+      <w:keepLines w:val="0"/>
+    </w:pPr>
+  </w:style>
+  <w:style w:type="paragraph" w:styleId="Heading2">
+    <w:name w:val="heading 2"/>
+    <w:basedOn w:val="Normal"/>
+    <w:pPr>
+      <w:outlineLvl w:val="1"/>
+      <w:keepNext w:val="0"/>
+      <w:keepLines w:val="0"/>
+    </w:pPr>
+  </w:style>
 </w:styles>
 </file>